--- a/docs/ResearchOne - Work Order Q.docx
+++ b/docs/ResearchOne - Work Order Q.docx
@@ -4,7 +4,6 @@
   <w:body>
     <w:p>
       <w:pPr>
-        <w:spacing w:after="0" w:line="240" w:lineRule="auto"/>
         <w:rPr>
           <w:b/>
           <w:bCs/>
@@ -12,6 +11,8 @@
           <w:szCs w:val="14"/>
         </w:rPr>
       </w:pPr>
+      <w:bookmarkStart w:id="0" w:name="_Toc228906732"/>
+      <w:bookmarkStart w:id="1" w:name="X73dcd55b0304e1bc3b2fc44f9d5c84343ccd505"/>
       <w:r>
         <w:rPr>
           <w:b/>
@@ -19,12 +20,12 @@
           <w:sz w:val="14"/>
           <w:szCs w:val="14"/>
         </w:rPr>
-        <w:t>Work Order P — Production deployment hardening</w:t>
+        <w:t>Work Order Q — Final QA and release checklist</w:t>
       </w:r>
+      <w:bookmarkEnd w:id="0"/>
     </w:p>
     <w:p>
       <w:pPr>
-        <w:spacing w:after="0" w:line="240" w:lineRule="auto"/>
         <w:rPr>
           <w:b/>
           <w:bCs/>
@@ -39,9 +40,18 @@
           <w:sz w:val="14"/>
           <w:szCs w:val="14"/>
         </w:rPr>
-        <w:t xml:space="preserve">Goal. </w:t>
+        <w:t>Goal. Complete final release checklist (Section 15). Verify every item. Block public launch on any failure.</w:t>
       </w:r>
-      <w:proofErr w:type="gramStart"/>
+    </w:p>
+    <w:p>
+      <w:pPr>
+        <w:rPr>
+          <w:b/>
+          <w:bCs/>
+          <w:sz w:val="14"/>
+          <w:szCs w:val="14"/>
+        </w:rPr>
+      </w:pPr>
       <w:r>
         <w:rPr>
           <w:b/>
@@ -49,114 +59,11 @@
           <w:sz w:val="14"/>
           <w:szCs w:val="14"/>
         </w:rPr>
-        <w:t>Deploy</w:t>
-      </w:r>
-      <w:proofErr w:type="gramEnd"/>
-      <w:r>
-        <w:rPr>
-          <w:b/>
-          <w:bCs/>
-          <w:sz w:val="14"/>
-          <w:szCs w:val="14"/>
-        </w:rPr>
-        <w:t xml:space="preserve"> to production with hardened configuration. Verify all the launch-blocker items.</w:t>
+        <w:t>Pre-work: Section 15, all previous work orders’ acceptance criteria.</w:t>
       </w:r>
     </w:p>
     <w:p>
       <w:pPr>
-        <w:spacing w:after="0" w:line="240" w:lineRule="auto"/>
-        <w:rPr>
-          <w:b/>
-          <w:bCs/>
-          <w:sz w:val="14"/>
-          <w:szCs w:val="14"/>
-        </w:rPr>
-      </w:pPr>
-      <w:r>
-        <w:rPr>
-          <w:b/>
-          <w:bCs/>
-          <w:sz w:val="14"/>
-          <w:szCs w:val="14"/>
-        </w:rPr>
-        <w:t>Pre-work — read first:</w:t>
-      </w:r>
-    </w:p>
-    <w:p>
-      <w:pPr>
-        <w:numPr>
-          <w:ilvl w:val="0"/>
-          <w:numId w:val="93"/>
-        </w:numPr>
-        <w:spacing w:after="0" w:line="240" w:lineRule="auto"/>
-        <w:rPr>
-          <w:b/>
-          <w:bCs/>
-          <w:sz w:val="14"/>
-          <w:szCs w:val="14"/>
-        </w:rPr>
-      </w:pPr>
-      <w:r>
-        <w:rPr>
-          <w:b/>
-          <w:bCs/>
-          <w:sz w:val="14"/>
-          <w:szCs w:val="14"/>
-        </w:rPr>
-        <w:t>All previous work orders' acceptance criteria (this work order verifies them in production)</w:t>
-      </w:r>
-    </w:p>
-    <w:p>
-      <w:pPr>
-        <w:numPr>
-          <w:ilvl w:val="0"/>
-          <w:numId w:val="93"/>
-        </w:numPr>
-        <w:spacing w:after="0" w:line="240" w:lineRule="auto"/>
-        <w:rPr>
-          <w:b/>
-          <w:bCs/>
-          <w:sz w:val="14"/>
-          <w:szCs w:val="14"/>
-        </w:rPr>
-      </w:pPr>
-      <w:r>
-        <w:rPr>
-          <w:b/>
-          <w:bCs/>
-          <w:sz w:val="14"/>
-          <w:szCs w:val="14"/>
-        </w:rPr>
-        <w:t>README's Mode B topology</w:t>
-      </w:r>
-    </w:p>
-    <w:p>
-      <w:pPr>
-        <w:numPr>
-          <w:ilvl w:val="0"/>
-          <w:numId w:val="93"/>
-        </w:numPr>
-        <w:spacing w:after="0" w:line="240" w:lineRule="auto"/>
-        <w:rPr>
-          <w:b/>
-          <w:bCs/>
-          <w:sz w:val="14"/>
-          <w:szCs w:val="14"/>
-        </w:rPr>
-      </w:pPr>
-      <w:r>
-        <w:rPr>
-          <w:b/>
-          <w:bCs/>
-          <w:sz w:val="14"/>
-          <w:szCs w:val="14"/>
-        </w:rPr>
-        <w:t>ResearchOne_Update_041626.pdf Phase 1 (SPA refresh fix)</w:t>
-      </w:r>
-    </w:p>
-    <w:p>
-      <w:pPr>
-        <w:spacing w:after="0" w:line="240" w:lineRule="auto"/>
         <w:rPr>
           <w:b/>
           <w:bCs/>
@@ -176,11 +83,6 @@
     </w:p>
     <w:p>
       <w:pPr>
-        <w:numPr>
-          <w:ilvl w:val="0"/>
-          <w:numId w:val="94"/>
-        </w:numPr>
-        <w:spacing w:after="0" w:line="240" w:lineRule="auto"/>
         <w:rPr>
           <w:b/>
           <w:bCs/>
@@ -195,9 +97,18 @@
           <w:sz w:val="14"/>
           <w:szCs w:val="14"/>
         </w:rPr>
-        <w:t xml:space="preserve">Verify both </w:t>
+        <w:t>Run through every item in Section 15. For each, capture evidence (screenshot, log output, test result). Output as docs/release/2026-XX-XX-launch-readiness.md.</w:t>
       </w:r>
-      <w:proofErr w:type="spellStart"/>
+    </w:p>
+    <w:p>
+      <w:pPr>
+        <w:rPr>
+          <w:b/>
+          <w:bCs/>
+          <w:sz w:val="14"/>
+          <w:szCs w:val="14"/>
+        </w:rPr>
+      </w:pPr>
       <w:r>
         <w:rPr>
           <w:b/>
@@ -205,216 +116,7 @@
           <w:sz w:val="14"/>
           <w:szCs w:val="14"/>
         </w:rPr>
-        <w:t>vercel.json</w:t>
-      </w:r>
-      <w:proofErr w:type="spellEnd"/>
-      <w:r>
-        <w:rPr>
-          <w:b/>
-          <w:bCs/>
-          <w:sz w:val="14"/>
-          <w:szCs w:val="14"/>
-        </w:rPr>
-        <w:t xml:space="preserve"> files have SPA rewrite. Per the 041626 doc, the fix was added but only one file was confirmed. Check root </w:t>
-      </w:r>
-      <w:proofErr w:type="spellStart"/>
-      <w:proofErr w:type="gramStart"/>
-      <w:r>
-        <w:rPr>
-          <w:b/>
-          <w:bCs/>
-          <w:sz w:val="14"/>
-          <w:szCs w:val="14"/>
-        </w:rPr>
-        <w:t>vercel.json</w:t>
-      </w:r>
-      <w:proofErr w:type="spellEnd"/>
-      <w:proofErr w:type="gramEnd"/>
-      <w:r>
-        <w:rPr>
-          <w:b/>
-          <w:bCs/>
-          <w:sz w:val="14"/>
-          <w:szCs w:val="14"/>
-        </w:rPr>
-        <w:t xml:space="preserve"> AND frontend/</w:t>
-      </w:r>
-      <w:proofErr w:type="spellStart"/>
-      <w:r>
-        <w:rPr>
-          <w:b/>
-          <w:bCs/>
-          <w:sz w:val="14"/>
-          <w:szCs w:val="14"/>
-        </w:rPr>
-        <w:t>vercel.json</w:t>
-      </w:r>
-      <w:proofErr w:type="spellEnd"/>
-      <w:r>
-        <w:rPr>
-          <w:b/>
-          <w:bCs/>
-          <w:sz w:val="14"/>
-          <w:szCs w:val="14"/>
-        </w:rPr>
-        <w:t>. Both must have:</w:t>
-      </w:r>
-    </w:p>
-    <w:p>
-      <w:pPr>
-        <w:spacing w:after="0" w:line="240" w:lineRule="auto"/>
-        <w:rPr>
-          <w:b/>
-          <w:bCs/>
-          <w:sz w:val="14"/>
-          <w:szCs w:val="14"/>
-        </w:rPr>
-      </w:pPr>
-      <w:proofErr w:type="spellStart"/>
-      <w:r>
-        <w:rPr>
-          <w:b/>
-          <w:bCs/>
-          <w:sz w:val="14"/>
-          <w:szCs w:val="14"/>
-        </w:rPr>
-        <w:t>json</w:t>
-      </w:r>
-      <w:proofErr w:type="spellEnd"/>
-    </w:p>
-    <w:p>
-      <w:pPr>
-        <w:spacing w:after="0" w:line="240" w:lineRule="auto"/>
-        <w:rPr>
-          <w:b/>
-          <w:bCs/>
-          <w:sz w:val="14"/>
-          <w:szCs w:val="14"/>
-        </w:rPr>
-      </w:pPr>
-      <w:proofErr w:type="gramStart"/>
-      <w:r>
-        <w:rPr>
-          <w:b/>
-          <w:bCs/>
-          <w:sz w:val="14"/>
-          <w:szCs w:val="14"/>
-        </w:rPr>
-        <w:t>{ "</w:t>
-      </w:r>
-      <w:proofErr w:type="gramEnd"/>
-      <w:r>
-        <w:rPr>
-          <w:b/>
-          <w:bCs/>
-          <w:sz w:val="14"/>
-          <w:szCs w:val="14"/>
-        </w:rPr>
-        <w:t xml:space="preserve">rewrites": </w:t>
-      </w:r>
-      <w:proofErr w:type="gramStart"/>
-      <w:r>
-        <w:rPr>
-          <w:b/>
-          <w:bCs/>
-          <w:sz w:val="14"/>
-          <w:szCs w:val="14"/>
-        </w:rPr>
-        <w:t>[{ "</w:t>
-      </w:r>
-      <w:proofErr w:type="gramEnd"/>
-      <w:r>
-        <w:rPr>
-          <w:b/>
-          <w:bCs/>
-          <w:sz w:val="14"/>
-          <w:szCs w:val="14"/>
-        </w:rPr>
-        <w:t>source": "</w:t>
-      </w:r>
-      <w:proofErr w:type="gramStart"/>
-      <w:r>
-        <w:rPr>
-          <w:b/>
-          <w:bCs/>
-          <w:sz w:val="14"/>
-          <w:szCs w:val="14"/>
-        </w:rPr>
-        <w:t>/(</w:t>
-      </w:r>
-      <w:proofErr w:type="gramEnd"/>
-      <w:r>
-        <w:rPr>
-          <w:b/>
-          <w:bCs/>
-          <w:sz w:val="14"/>
-          <w:szCs w:val="14"/>
-        </w:rPr>
-        <w:t>.*)", "destination": "/</w:t>
-      </w:r>
-      <w:proofErr w:type="gramStart"/>
-      <w:r>
-        <w:rPr>
-          <w:b/>
-          <w:bCs/>
-          <w:sz w:val="14"/>
-          <w:szCs w:val="14"/>
-        </w:rPr>
-        <w:t>" }</w:t>
-      </w:r>
-      <w:proofErr w:type="gramEnd"/>
-      <w:r>
-        <w:rPr>
-          <w:b/>
-          <w:bCs/>
-          <w:sz w:val="14"/>
-          <w:szCs w:val="14"/>
-        </w:rPr>
-        <w:t>] }</w:t>
-      </w:r>
-    </w:p>
-    <w:p>
-      <w:pPr>
-        <w:numPr>
-          <w:ilvl w:val="0"/>
-          <w:numId w:val="95"/>
-        </w:numPr>
-        <w:spacing w:after="0" w:line="240" w:lineRule="auto"/>
-        <w:rPr>
-          <w:b/>
-          <w:bCs/>
-          <w:sz w:val="14"/>
-          <w:szCs w:val="14"/>
-        </w:rPr>
-      </w:pPr>
-      <w:r>
-        <w:rPr>
-          <w:b/>
-          <w:bCs/>
-          <w:sz w:val="14"/>
-          <w:szCs w:val="14"/>
-        </w:rPr>
-        <w:t xml:space="preserve">Production environment variables. Provision </w:t>
-      </w:r>
-      <w:proofErr w:type="gramStart"/>
-      <w:r>
-        <w:rPr>
-          <w:b/>
-          <w:bCs/>
-          <w:sz w:val="14"/>
-          <w:szCs w:val="14"/>
-        </w:rPr>
-        <w:t>all .env</w:t>
-      </w:r>
-      <w:proofErr w:type="gramEnd"/>
-      <w:r>
-        <w:rPr>
-          <w:b/>
-          <w:bCs/>
-          <w:sz w:val="14"/>
-          <w:szCs w:val="14"/>
-        </w:rPr>
-        <w:t xml:space="preserve"> values for production: real Clerk keys, real Stripe keys, real </w:t>
+        <w:t xml:space="preserve">Specifically test: - New user signup → onboarding → wallet top-up → first Standard report → wallet decrement → report visible - Free demo runs 3 reports → 4th attempt blocked with upgrade path - Pro user subscribes → mode access granted → quota tracked correctly - Team owner adds members → Stripe seats updated → org members access shared corpus - BYOK user adds key → runs use their key (verify via </w:t>
       </w:r>
       <w:proofErr w:type="spellStart"/>
       <w:r>
@@ -434,7 +136,7 @@
           <w:sz w:val="14"/>
           <w:szCs w:val="14"/>
         </w:rPr>
-        <w:t xml:space="preserve"> key, real BYOK encryption key, real InTellMe ingestion token, real </w:t>
+        <w:t xml:space="preserve"> dashboard) - User deletes report → report gone locally → InTellMe deletion job enqueued and completes - User opts out of Pipeline B → next run does not ingest - Sovereign deployment cannot reach InTellMe (network policy + stub throw) - Admin can comp user’s tier - Failed run does not charge user - 402 returns when wallet empty - Webhook idempotency: replay </w:t>
       </w:r>
       <w:proofErr w:type="spellStart"/>
       <w:r>
@@ -444,7 +146,7 @@
           <w:sz w:val="14"/>
           <w:szCs w:val="14"/>
         </w:rPr>
-        <w:t>SheerID</w:t>
+        <w:t>checkout.session.completed</w:t>
       </w:r>
       <w:proofErr w:type="spellEnd"/>
       <w:r>
@@ -454,8 +156,37 @@
           <w:sz w:val="14"/>
           <w:szCs w:val="14"/>
         </w:rPr>
-        <w:t xml:space="preserve"> program ID. Document in a secure password manager — never </w:t>
+        <w:t>, verify single ledger row</w:t>
       </w:r>
+    </w:p>
+    <w:p>
+      <w:pPr>
+        <w:rPr>
+          <w:b/>
+          <w:bCs/>
+          <w:sz w:val="14"/>
+          <w:szCs w:val="14"/>
+        </w:rPr>
+      </w:pPr>
+      <w:r>
+        <w:rPr>
+          <w:b/>
+          <w:bCs/>
+          <w:sz w:val="14"/>
+          <w:szCs w:val="14"/>
+        </w:rPr>
+        <w:t>Acceptance criteria: - Section 15 checklist 100% complete with evidence - No P0 or P1 bugs open - Smoke test from production passes - Legal review complete (TOS, Privacy, AUP all approved by counsel) - Soft launch invite cohort (10–25 users) tested and feedback incorporated</w:t>
+      </w:r>
+    </w:p>
+    <w:p>
+      <w:pPr>
+        <w:rPr>
+          <w:b/>
+          <w:bCs/>
+          <w:sz w:val="14"/>
+          <w:szCs w:val="14"/>
+        </w:rPr>
+      </w:pPr>
       <w:proofErr w:type="gramStart"/>
       <w:r>
         <w:rPr>
@@ -464,7 +195,7 @@
           <w:sz w:val="14"/>
           <w:szCs w:val="14"/>
         </w:rPr>
-        <w:t>commit</w:t>
+        <w:t>Sign-off</w:t>
       </w:r>
       <w:proofErr w:type="gramEnd"/>
       <w:r>
@@ -474,540 +205,10 @@
           <w:sz w:val="14"/>
           <w:szCs w:val="14"/>
         </w:rPr>
-        <w:t xml:space="preserve"> to repo.</w:t>
+        <w:t>. Founder sign-off required before public launch announcement. Document in release readiness doc.</w:t>
       </w:r>
     </w:p>
-    <w:p>
-      <w:pPr>
-        <w:numPr>
-          <w:ilvl w:val="0"/>
-          <w:numId w:val="95"/>
-        </w:numPr>
-        <w:spacing w:after="0" w:line="240" w:lineRule="auto"/>
-        <w:rPr>
-          <w:b/>
-          <w:bCs/>
-          <w:sz w:val="14"/>
-          <w:szCs w:val="14"/>
-        </w:rPr>
-      </w:pPr>
-      <w:r>
-        <w:rPr>
-          <w:b/>
-          <w:bCs/>
-          <w:sz w:val="14"/>
-          <w:szCs w:val="14"/>
-        </w:rPr>
-        <w:t xml:space="preserve">Database backups. Configure </w:t>
-      </w:r>
-      <w:proofErr w:type="spellStart"/>
-      <w:r>
-        <w:rPr>
-          <w:b/>
-          <w:bCs/>
-          <w:sz w:val="14"/>
-          <w:szCs w:val="14"/>
-        </w:rPr>
-        <w:t>pg_basebackup</w:t>
-      </w:r>
-      <w:proofErr w:type="spellEnd"/>
-      <w:r>
-        <w:rPr>
-          <w:b/>
-          <w:bCs/>
-          <w:sz w:val="14"/>
-          <w:szCs w:val="14"/>
-        </w:rPr>
-        <w:t xml:space="preserve"> + WAL archiving on Emma Postgres VM. </w:t>
-      </w:r>
-      <w:proofErr w:type="gramStart"/>
-      <w:r>
-        <w:rPr>
-          <w:b/>
-          <w:bCs/>
-          <w:sz w:val="14"/>
-          <w:szCs w:val="14"/>
-        </w:rPr>
-        <w:t>Test</w:t>
-      </w:r>
-      <w:proofErr w:type="gramEnd"/>
-      <w:r>
-        <w:rPr>
-          <w:b/>
-          <w:bCs/>
-          <w:sz w:val="14"/>
-          <w:szCs w:val="14"/>
-        </w:rPr>
-        <w:t xml:space="preserve"> restore procedure. Document RPO/RTO.</w:t>
-      </w:r>
-    </w:p>
-    <w:p>
-      <w:pPr>
-        <w:numPr>
-          <w:ilvl w:val="0"/>
-          <w:numId w:val="95"/>
-        </w:numPr>
-        <w:spacing w:after="0" w:line="240" w:lineRule="auto"/>
-        <w:rPr>
-          <w:b/>
-          <w:bCs/>
-          <w:sz w:val="14"/>
-          <w:szCs w:val="14"/>
-        </w:rPr>
-      </w:pPr>
-      <w:r>
-        <w:rPr>
-          <w:b/>
-          <w:bCs/>
-          <w:sz w:val="14"/>
-          <w:szCs w:val="14"/>
-        </w:rPr>
-        <w:t>Redis persistence. Enable AOF + RDB snapshots on Emma Redis VM.</w:t>
-      </w:r>
-    </w:p>
-    <w:p>
-      <w:pPr>
-        <w:numPr>
-          <w:ilvl w:val="0"/>
-          <w:numId w:val="95"/>
-        </w:numPr>
-        <w:spacing w:after="0" w:line="240" w:lineRule="auto"/>
-        <w:rPr>
-          <w:b/>
-          <w:bCs/>
-          <w:sz w:val="14"/>
-          <w:szCs w:val="14"/>
-        </w:rPr>
-      </w:pPr>
-      <w:r>
-        <w:rPr>
-          <w:b/>
-          <w:bCs/>
-          <w:sz w:val="14"/>
-          <w:szCs w:val="14"/>
-        </w:rPr>
-        <w:t>TLS configuration. Verify Nginx serves valid TLS certificates (Let's Encrypt auto-renew or equivalent). Verify HSTS header present. Verify TLS 1.2 minimum.</w:t>
-      </w:r>
-    </w:p>
-    <w:p>
-      <w:pPr>
-        <w:numPr>
-          <w:ilvl w:val="0"/>
-          <w:numId w:val="95"/>
-        </w:numPr>
-        <w:spacing w:after="0" w:line="240" w:lineRule="auto"/>
-        <w:rPr>
-          <w:b/>
-          <w:bCs/>
-          <w:sz w:val="14"/>
-          <w:szCs w:val="14"/>
-        </w:rPr>
-      </w:pPr>
-      <w:r>
-        <w:rPr>
-          <w:b/>
-          <w:bCs/>
-          <w:sz w:val="14"/>
-          <w:szCs w:val="14"/>
-        </w:rPr>
-        <w:t>Rate limiting. Verify express-rate-limit is configured per-endpoint with sensible limits (100 req/min on most endpoints, 10 req/min on auth endpoints, no limit on health endpoints).</w:t>
-      </w:r>
-    </w:p>
-    <w:p>
-      <w:pPr>
-        <w:numPr>
-          <w:ilvl w:val="0"/>
-          <w:numId w:val="95"/>
-        </w:numPr>
-        <w:spacing w:after="0" w:line="240" w:lineRule="auto"/>
-        <w:rPr>
-          <w:b/>
-          <w:bCs/>
-          <w:sz w:val="14"/>
-          <w:szCs w:val="14"/>
-        </w:rPr>
-      </w:pPr>
-      <w:r>
-        <w:rPr>
-          <w:b/>
-          <w:bCs/>
-          <w:sz w:val="14"/>
-          <w:szCs w:val="14"/>
-        </w:rPr>
-        <w:t>CORS. Restrict CORS to https://researchone.io and https://www.researchone.io only. No wildcards.</w:t>
-      </w:r>
-    </w:p>
-    <w:p>
-      <w:pPr>
-        <w:numPr>
-          <w:ilvl w:val="0"/>
-          <w:numId w:val="95"/>
-        </w:numPr>
-        <w:spacing w:after="0" w:line="240" w:lineRule="auto"/>
-        <w:rPr>
-          <w:b/>
-          <w:bCs/>
-          <w:sz w:val="14"/>
-          <w:szCs w:val="14"/>
-        </w:rPr>
-      </w:pPr>
-      <w:r>
-        <w:rPr>
-          <w:b/>
-          <w:bCs/>
-          <w:sz w:val="14"/>
-          <w:szCs w:val="14"/>
-        </w:rPr>
-        <w:t>CSP headers. Set Content-Security-Policy via Helmet, allowing Clerk, Stripe, and InTellMe origins explicitly.</w:t>
-      </w:r>
-    </w:p>
-    <w:p>
-      <w:pPr>
-        <w:numPr>
-          <w:ilvl w:val="0"/>
-          <w:numId w:val="95"/>
-        </w:numPr>
-        <w:spacing w:after="0" w:line="240" w:lineRule="auto"/>
-        <w:rPr>
-          <w:b/>
-          <w:bCs/>
-          <w:sz w:val="14"/>
-          <w:szCs w:val="14"/>
-        </w:rPr>
-      </w:pPr>
-      <w:r>
-        <w:rPr>
-          <w:b/>
-          <w:bCs/>
-          <w:sz w:val="14"/>
-          <w:szCs w:val="14"/>
-        </w:rPr>
-        <w:t>Stripe webhook URL. Confirm Stripe dashboard webhook points to https://api.researchone.io/api/webhooks/stripe and the secret matches STRIPE_WEBHOOK_SECRET.</w:t>
-      </w:r>
-    </w:p>
-    <w:p>
-      <w:pPr>
-        <w:numPr>
-          <w:ilvl w:val="0"/>
-          <w:numId w:val="95"/>
-        </w:numPr>
-        <w:spacing w:after="0" w:line="240" w:lineRule="auto"/>
-        <w:rPr>
-          <w:b/>
-          <w:bCs/>
-          <w:sz w:val="14"/>
-          <w:szCs w:val="14"/>
-        </w:rPr>
-      </w:pPr>
-      <w:r>
-        <w:rPr>
-          <w:b/>
-          <w:bCs/>
-          <w:sz w:val="14"/>
-          <w:szCs w:val="14"/>
-        </w:rPr>
-        <w:t xml:space="preserve">DNS. Confirm researchone.io, www.researchone.io → </w:t>
-      </w:r>
-      <w:proofErr w:type="spellStart"/>
-      <w:r>
-        <w:rPr>
-          <w:b/>
-          <w:bCs/>
-          <w:sz w:val="14"/>
-          <w:szCs w:val="14"/>
-        </w:rPr>
-        <w:t>Vercel</w:t>
-      </w:r>
-      <w:proofErr w:type="spellEnd"/>
-      <w:r>
-        <w:rPr>
-          <w:b/>
-          <w:bCs/>
-          <w:sz w:val="14"/>
-          <w:szCs w:val="14"/>
-        </w:rPr>
-        <w:t>; api.researchone.io → Emma runtime VM.</w:t>
-      </w:r>
-    </w:p>
-    <w:p>
-      <w:pPr>
-        <w:numPr>
-          <w:ilvl w:val="0"/>
-          <w:numId w:val="95"/>
-        </w:numPr>
-        <w:spacing w:after="0" w:line="240" w:lineRule="auto"/>
-        <w:rPr>
-          <w:b/>
-          <w:bCs/>
-          <w:sz w:val="14"/>
-          <w:szCs w:val="14"/>
-        </w:rPr>
-      </w:pPr>
-      <w:r>
-        <w:rPr>
-          <w:b/>
-          <w:bCs/>
-          <w:sz w:val="14"/>
-          <w:szCs w:val="14"/>
-        </w:rPr>
-        <w:t>Monitoring. Configure uptime monitoring (</w:t>
-      </w:r>
-      <w:proofErr w:type="spellStart"/>
-      <w:r>
-        <w:rPr>
-          <w:b/>
-          <w:bCs/>
-          <w:sz w:val="14"/>
-          <w:szCs w:val="14"/>
-        </w:rPr>
-        <w:t>BetterStack</w:t>
-      </w:r>
-      <w:proofErr w:type="spellEnd"/>
-      <w:r>
-        <w:rPr>
-          <w:b/>
-          <w:bCs/>
-          <w:sz w:val="14"/>
-          <w:szCs w:val="14"/>
-        </w:rPr>
-        <w:t xml:space="preserve"> or equivalent) on /</w:t>
-      </w:r>
-      <w:proofErr w:type="spellStart"/>
-      <w:r>
-        <w:rPr>
-          <w:b/>
-          <w:bCs/>
-          <w:sz w:val="14"/>
-          <w:szCs w:val="14"/>
-        </w:rPr>
-        <w:t>api</w:t>
-      </w:r>
-      <w:proofErr w:type="spellEnd"/>
-      <w:r>
-        <w:rPr>
-          <w:b/>
-          <w:bCs/>
-          <w:sz w:val="14"/>
-          <w:szCs w:val="14"/>
-        </w:rPr>
-        <w:t>/health/ready. Configure Sentry alerts on error rate spikes.</w:t>
-      </w:r>
-    </w:p>
-    <w:p>
-      <w:pPr>
-        <w:numPr>
-          <w:ilvl w:val="0"/>
-          <w:numId w:val="95"/>
-        </w:numPr>
-        <w:spacing w:after="0" w:line="240" w:lineRule="auto"/>
-        <w:rPr>
-          <w:b/>
-          <w:bCs/>
-          <w:sz w:val="14"/>
-          <w:szCs w:val="14"/>
-        </w:rPr>
-      </w:pPr>
-      <w:r>
-        <w:rPr>
-          <w:b/>
-          <w:bCs/>
-          <w:sz w:val="14"/>
-          <w:szCs w:val="14"/>
-        </w:rPr>
-        <w:t>Smoke tests. End-to-end smoke test from production URL: sign up, top up wallet, run a Standard report, verify report generates, verify wallet decrement, verify Pipeline B job enqueues.</w:t>
-      </w:r>
-    </w:p>
-    <w:p>
-      <w:pPr>
-        <w:spacing w:after="0" w:line="240" w:lineRule="auto"/>
-        <w:rPr>
-          <w:b/>
-          <w:bCs/>
-          <w:sz w:val="14"/>
-          <w:szCs w:val="14"/>
-        </w:rPr>
-      </w:pPr>
-      <w:r>
-        <w:rPr>
-          <w:b/>
-          <w:bCs/>
-          <w:sz w:val="14"/>
-          <w:szCs w:val="14"/>
-        </w:rPr>
-        <w:t>Acceptance criteria:</w:t>
-      </w:r>
-    </w:p>
-    <w:p>
-      <w:pPr>
-        <w:numPr>
-          <w:ilvl w:val="0"/>
-          <w:numId w:val="96"/>
-        </w:numPr>
-        <w:spacing w:after="0" w:line="240" w:lineRule="auto"/>
-        <w:rPr>
-          <w:b/>
-          <w:bCs/>
-          <w:sz w:val="14"/>
-          <w:szCs w:val="14"/>
-        </w:rPr>
-      </w:pPr>
-      <w:r>
-        <w:rPr>
-          <w:b/>
-          <w:bCs/>
-          <w:sz w:val="14"/>
-          <w:szCs w:val="14"/>
-        </w:rPr>
-        <w:t xml:space="preserve">All 12 </w:t>
-      </w:r>
-      <w:proofErr w:type="gramStart"/>
-      <w:r>
-        <w:rPr>
-          <w:b/>
-          <w:bCs/>
-          <w:sz w:val="14"/>
-          <w:szCs w:val="14"/>
-        </w:rPr>
-        <w:t>tasks above</w:t>
-      </w:r>
-      <w:proofErr w:type="gramEnd"/>
-      <w:r>
-        <w:rPr>
-          <w:b/>
-          <w:bCs/>
-          <w:sz w:val="14"/>
-          <w:szCs w:val="14"/>
-        </w:rPr>
-        <w:t xml:space="preserve"> completed and verified</w:t>
-      </w:r>
-    </w:p>
-    <w:p>
-      <w:pPr>
-        <w:numPr>
-          <w:ilvl w:val="0"/>
-          <w:numId w:val="96"/>
-        </w:numPr>
-        <w:spacing w:after="0" w:line="240" w:lineRule="auto"/>
-        <w:rPr>
-          <w:b/>
-          <w:bCs/>
-          <w:sz w:val="14"/>
-          <w:szCs w:val="14"/>
-        </w:rPr>
-      </w:pPr>
-      <w:r>
-        <w:rPr>
-          <w:b/>
-          <w:bCs/>
-          <w:sz w:val="14"/>
-          <w:szCs w:val="14"/>
-        </w:rPr>
-        <w:t>Production smoke test passes</w:t>
-      </w:r>
-    </w:p>
-    <w:p>
-      <w:pPr>
-        <w:numPr>
-          <w:ilvl w:val="0"/>
-          <w:numId w:val="96"/>
-        </w:numPr>
-        <w:spacing w:after="0" w:line="240" w:lineRule="auto"/>
-        <w:rPr>
-          <w:b/>
-          <w:bCs/>
-          <w:sz w:val="14"/>
-          <w:szCs w:val="14"/>
-        </w:rPr>
-      </w:pPr>
-      <w:r>
-        <w:rPr>
-          <w:b/>
-          <w:bCs/>
-          <w:sz w:val="14"/>
-          <w:szCs w:val="14"/>
-        </w:rPr>
-        <w:t>Lighthouse score from production URL: Performance ≥80, Accessibility ≥95</w:t>
-      </w:r>
-    </w:p>
-    <w:p>
-      <w:pPr>
-        <w:numPr>
-          <w:ilvl w:val="0"/>
-          <w:numId w:val="96"/>
-        </w:numPr>
-        <w:spacing w:after="0" w:line="240" w:lineRule="auto"/>
-        <w:rPr>
-          <w:b/>
-          <w:bCs/>
-          <w:sz w:val="14"/>
-          <w:szCs w:val="14"/>
-        </w:rPr>
-      </w:pPr>
-      <w:r>
-        <w:rPr>
-          <w:b/>
-          <w:bCs/>
-          <w:sz w:val="14"/>
-          <w:szCs w:val="14"/>
-        </w:rPr>
-        <w:t>TLS Labs A+ rating on api.researchone.io</w:t>
-      </w:r>
-    </w:p>
-    <w:p>
-      <w:pPr>
-        <w:spacing w:after="0" w:line="240" w:lineRule="auto"/>
-        <w:rPr>
-          <w:b/>
-          <w:bCs/>
-          <w:sz w:val="14"/>
-          <w:szCs w:val="14"/>
-        </w:rPr>
-      </w:pPr>
-      <w:r>
-        <w:rPr>
-          <w:b/>
-          <w:bCs/>
-          <w:sz w:val="14"/>
-          <w:szCs w:val="14"/>
-        </w:rPr>
-        <w:t xml:space="preserve">What </w:t>
-      </w:r>
-      <w:proofErr w:type="gramStart"/>
-      <w:r>
-        <w:rPr>
-          <w:b/>
-          <w:bCs/>
-          <w:sz w:val="14"/>
-          <w:szCs w:val="14"/>
-        </w:rPr>
-        <w:t>not to change.</w:t>
-      </w:r>
-      <w:proofErr w:type="gramEnd"/>
-    </w:p>
-    <w:p>
-      <w:pPr>
-        <w:numPr>
-          <w:ilvl w:val="0"/>
-          <w:numId w:val="97"/>
-        </w:numPr>
-        <w:spacing w:after="0" w:line="240" w:lineRule="auto"/>
-        <w:rPr>
-          <w:b/>
-          <w:bCs/>
-          <w:sz w:val="14"/>
-          <w:szCs w:val="14"/>
-        </w:rPr>
-      </w:pPr>
-      <w:r>
-        <w:rPr>
-          <w:b/>
-          <w:bCs/>
-          <w:sz w:val="14"/>
-          <w:szCs w:val="14"/>
-        </w:rPr>
-        <w:t>Application code (this is config and infra)</w:t>
-      </w:r>
-    </w:p>
+    <w:bookmarkEnd w:id="1"/>
     <w:p/>
     <w:sectPr>
       <w:pgSz w:w="12240" w:h="20160" w:code="5"/>
